--- a/speech/reports/delivery-20261031/kws_report.docx
+++ b/speech/reports/delivery-20261031/kws_report.docx
@@ -5617,7 +5617,19 @@
           <w:rFonts w:ascii="宋体" w:hAnsi="宋体" w:eastAsia="宋体"/>
           <w:sz w:val="21"/>
         </w:rPr>
-        <w:t>识别示例方面（指导文档第 7 步），用测试集音频验证：yes/004ae714_nohash_0.wav → yes (99.93%)；stop/004ae714_nohash_0.wav → stop (99.99%)。自录音频部分：自录音频尚未提供：本人录音（16 kHz 单声道 wav，放入 speech/kws_hw/my_recordings/）就位并重跑推理套件后将补充对应结果。</w:t>
+        <w:t>识别示例方面（指导文档第 7 步），用测试集音频验证：yes/004ae714_nohash_0.wav → yes (99.93%)；stop/004ae714_nohash_0.wav → stop (99.99%)。</w:t>
+      </w:r>
+    </w:p>
+    <w:p>
+      <w:pPr>
+        <w:ind w:firstLineChars="200" w:firstLine="480"/>
+      </w:pPr>
+      <w:r>
+        <w:rPr>
+          <w:rFonts w:ascii="宋体" w:hAnsi="宋体" w:eastAsia="宋体"/>
+          <w:sz w:val="21"/>
+        </w:rPr>
+        <w:t>自录验证（本人 15 条录音，m4a 经 ffmpeg 转为 16 kHz 单声道 wav）：10 个英文关键词 9 个 top-1 正确，多数置信度接近 1（相对较低：down 0.76、on 0.51）；up→off（0.85） 为唯一误判，该条语音完整落在 1 秒窗口内，与测试集混淆矩阵中 up/off 的互混方向一致，属模型层面混淆；hello→unknown（0.93）、house→unknown（1.00）、中文“是”→unknown（0.99）、中文“停”→unknown（0.89） 全部被归入 unknown 类——unknown 类使没学过的词得到合理处置而非误报为关键词。长录音（11.4 秒，静音→yes→静音→stop→静音→yes→静音）在阈值 0.9 下检出 2 次 yes（t=2.75 s（0.9997）、t=7.25 s（1.0000）），stop 与静音段无误触发；阈值 0.5/0.9/0.99 下分别检出 2/2/2 次。</w:t>
       </w:r>
     </w:p>
     <w:p>

--- a/speech/reports/delivery-20261031/kws_report.docx
+++ b/speech/reports/delivery-20261031/kws_report.docx
@@ -5634,6 +5634,72 @@
     </w:p>
     <w:p>
       <w:pPr>
+        <w:keepNext/>
+        <w:spacing w:before="120" w:after="40"/>
+        <w:ind w:firstLine="0"/>
+        <w:jc w:val="center"/>
+      </w:pPr>
+      <w:r>
+        <w:drawing>
+          <wp:inline xmlns:a="http://schemas.openxmlformats.org/drawingml/2006/main" xmlns:pic="http://schemas.openxmlformats.org/drawingml/2006/picture">
+            <wp:extent cx="4680000" cy="1853712"/>
+            <wp:docPr id="7" name="Picture 7"/>
+            <wp:cNvGraphicFramePr>
+              <a:graphicFrameLocks noChangeAspect="1"/>
+            </wp:cNvGraphicFramePr>
+            <a:graphic>
+              <a:graphicData uri="http://schemas.openxmlformats.org/drawingml/2006/picture">
+                <pic:pic>
+                  <pic:nvPicPr>
+                    <pic:cNvPr id="0" name="fig_my_recordings_screenshot.png"/>
+                    <pic:cNvPicPr/>
+                  </pic:nvPicPr>
+                  <pic:blipFill>
+                    <a:blip r:embed="rId15"/>
+                    <a:stretch>
+                      <a:fillRect/>
+                    </a:stretch>
+                  </pic:blipFill>
+                  <pic:spPr>
+                    <a:xfrm>
+                      <a:off x="0" y="0"/>
+                      <a:ext cx="4680000" cy="1853712"/>
+                    </a:xfrm>
+                    <a:prstGeom prst="rect"/>
+                  </pic:spPr>
+                </pic:pic>
+              </a:graphicData>
+            </a:graphic>
+          </wp:inline>
+        </w:drawing>
+      </w:r>
+    </w:p>
+    <w:p>
+      <w:pPr>
+        <w:pStyle w:val="Caption"/>
+        <w:keepNext w:val="0"/>
+      </w:pPr>
+      <w:r>
+        <w:rPr>
+          <w:rFonts w:ascii="宋体" w:hAnsi="宋体" w:eastAsia="宋体"/>
+          <w:b/>
+          <w:color w:val="000000"/>
+          <w:sz w:val="21"/>
+        </w:rPr>
+        <w:t>图 7</w:t>
+      </w:r>
+      <w:r>
+        <w:rPr>
+          <w:rFonts w:ascii="宋体" w:hAnsi="宋体" w:eastAsia="宋体"/>
+          <w:b w:val="0"/>
+          <w:color w:val="000000"/>
+          <w:sz w:val="21"/>
+        </w:rPr>
+        <w:t xml:space="preserve">  自录音频目录截图：my_recordings/ 下 15 条 16 kHz 单声道 wav（Windows 资源管理器）</w:t>
+      </w:r>
+    </w:p>
+    <w:p>
+      <w:pPr>
         <w:pStyle w:val="Heading1"/>
       </w:pPr>
       <w:r>
@@ -5908,7 +5974,7 @@
       </w:r>
     </w:p>
     <w:sectPr>
-      <w:footerReference w:type="default" r:id="rId15"/>
+      <w:footerReference w:type="default" r:id="rId16"/>
       <w:pgSz w:w="11906" w:h="16838"/>
       <w:pgMar w:top="1440" w:right="1797" w:bottom="1440" w:left="1797" w:header="850" w:footer="992" w:gutter="0"/>
       <w:cols w:space="720"/>

--- a/speech/reports/delivery-20261031/kws_report.docx
+++ b/speech/reports/delivery-20261031/kws_report.docx
@@ -3742,7 +3742,7 @@
           <w:rFonts w:ascii="宋体" w:hAnsi="宋体" w:eastAsia="宋体"/>
           <w:sz w:val="21"/>
         </w:rPr>
-        <w:t>从 misclassified.txt 中按“模型错误置信度”降序挑取 4 条典型案例，图 5 给出它们的波形与 log-Mel 特征对照。分析方法为：对照波形能量分布、元音共振峰条带与摩擦音成分进行谱图检查（未做人耳试听，如实说明）。</w:t>
+        <w:t>从 misclassified.txt 中按“模型错误置信度”降序挑取 4 条典型案例，图 5 给出它们的波形与 log-Mel 特征对照。分析方法为：先对照波形能量分布、元音共振峰条带与摩擦音成分做谱图检查，再由本人对 4 条样本逐一人工试听复核，谱图观察与听感在各案例中分别说明。</w:t>
       </w:r>
     </w:p>
     <w:p>
@@ -3754,7 +3754,7 @@
           <w:rFonts w:ascii="宋体" w:hAnsi="宋体" w:eastAsia="宋体"/>
           <w:sz w:val="21"/>
         </w:rPr>
-        <w:t>案例 1：dog/caf9fceb_nohash_1.wav，真实 unknown，预测 go，预测概率 0.9992。dog 的韵腹为后元音 /ɔː/，与 go 的 /oʊ/ 共振峰结构接近，且起始 /d/ 与 /g/ 同为浊爆破音（仅齿龈与软腭部位之差）；谱图上 0.4~1.0 秒 Mel 0~15 频带的强谐波条带与 go 的元音段高度相似。unknown 本无独立类别，模型只能归入最像的已知关键词，属“合理的错误”。</w:t>
+        <w:t>案例 1：dog/caf9fceb_nohash_1.wav，真实 unknown，预测 go，预测概率 0.9992。dog 的韵腹为后元音 /ɔː/，与 go 的 /oʊ/ 共振峰结构接近，且起始 /d/ 与 /g/ 同为浊爆破音（仅齿龈与软腭部位之差）；谱图上 0.4~1.0 秒 Mel 0~15 频带的强谐波条带与 go 的元音段高度相似。人工试听：听感与 go 一致，且该条录音的词尾存在截断，进一步削弱了 dog 与 go 的区分线索。unknown 本无独立类别，模型只能归入最像的已知关键词，属“合理的错误”。</w:t>
       </w:r>
     </w:p>
     <w:p>
@@ -3766,7 +3766,7 @@
           <w:rFonts w:ascii="宋体" w:hAnsi="宋体" w:eastAsia="宋体"/>
           <w:sz w:val="21"/>
         </w:rPr>
-        <w:t>案例 2：five/9a7c1f83_nohash_3.wav，真实 unknown，预测 right，预测概率 0.9977。five 与 right 共享双元音 /aɪ/：谱图中 Mel 25~35 频带的斜升共振峰过渡叠加低频强能量带，与 right 的韵腹结构几乎一致；差异主要在起始辅音（/f/ 为清摩擦音、能量弱），2 万参数的小模型未能据此区分。</w:t>
+        <w:t>案例 2：five/9a7c1f83_nohash_3.wav，真实 unknown，预测 right，预测概率 0.9977。five 与 right 共享双元音 /aɪ/：谱图中 Mel 25~35 频带的斜升共振峰过渡叠加低频强能量带，与 right 的韵腹结构几乎一致；差异主要在起始辅音（/f/ 为清摩擦音、能量弱），2 万参数的小模型未能据此区分。人工试听：样本前段有狗叫扰动；人耳不会把它听成 right，但在模型学过的 12 类中它的谱图确实与 right 最接近——属于噪声扰动下的最近类判别。</w:t>
       </w:r>
     </w:p>
     <w:p>
@@ -3778,7 +3778,7 @@
           <w:rFonts w:ascii="宋体" w:hAnsi="宋体" w:eastAsia="宋体"/>
           <w:sz w:val="21"/>
         </w:rPr>
-        <w:t>案例 3：down/563aa4e6_nohash_2.wav，真实 down，预测 no，预测概率 0.9976。该样本短促（约 0.3~0.55 秒），down 的 /aʊ/ 向圆唇滑移后的低频结构与 no 的 /oʊ/ 在 Mel 0~15 频带上难以区分，爆破段之后缺乏足以区分的复韵母信息；短元音/爆破音词互混也是参考结果中的主要混淆来源。</w:t>
+        <w:t>案例 3：down/563aa4e6_nohash_2.wav，真实 down，预测 no，预测概率 0.9976。该样本短促（约 0.3~0.55 秒），down 的 /aʊ/ 向圆唇滑移后的低频结构与 no 的 /oʊ/ 在 Mel 0~15 频带上难以区分，爆破段之后缺乏足以区分的复韵母信息。人工试听：该条语调偏低，down 的尾音听感与 no 相近，与谱图观察一致；短元音/爆破音词互混也是参考结果中的主要混淆来源。</w:t>
       </w:r>
     </w:p>
     <w:p>
@@ -3790,7 +3790,7 @@
           <w:rFonts w:ascii="宋体" w:hAnsi="宋体" w:eastAsia="宋体"/>
           <w:sz w:val="21"/>
         </w:rPr>
-        <w:t>案例 4：four/1b4c9b89_nohash_2.wav，真实 unknown，预测 on，预测概率 0.9949。four 的元音 /ɔː(r)/ 与 on 的韵腹同属后元音区域、共振峰位置接近；起始 /f/ 摩擦音能量弱并与元音直接相连，谱图 0.35~0.9 秒的平缓低频能量包络与 on 高度相似，模型以 0.99 的置信度将其归入 on。</w:t>
+        <w:t>案例 4：four/1b4c9b89_nohash_2.wav，真实 unknown，预测 on，预测概率 0.9949。four 的元音 /ɔː(r)/ 与 on 的韵腹同属后元音区域、共振峰位置接近；起始 /f/ 摩擦音能量弱并与元音直接相连，谱图 0.35~0.9 秒的平缓低频能量包络与 on 高度相似。人工试听：听感同样接近 on，说明该录音的发音本身含混，错误主要来自数据而非模型，模型以 0.99 的置信度将其归入 on。</w:t>
       </w:r>
     </w:p>
     <w:p>
